--- a/quantum-telecom-labs/lab-01-optical-link/guide.docx
+++ b/quantum-telecom-labs/lab-01-optical-link/guide.docx
@@ -68,6 +68,7 @@
     </w:p>
     <w:p>
       <w:pPr>
+        <w:keepLines/>
         <w:spacing w:after="160"/>
         <w:ind w:left="360"/>
       </w:pPr>
@@ -159,6 +160,7 @@
     </w:p>
     <w:p>
       <w:pPr>
+        <w:keepLines/>
         <w:spacing w:after="160"/>
         <w:ind w:left="360"/>
       </w:pPr>
@@ -207,6 +209,7 @@
     </w:p>
     <w:p>
       <w:pPr>
+        <w:keepLines/>
         <w:spacing w:after="160"/>
         <w:ind w:left="360"/>
       </w:pPr>
@@ -370,6 +373,7 @@
     </w:p>
     <w:p>
       <w:pPr>
+        <w:keepLines/>
         <w:spacing w:after="160"/>
         <w:ind w:left="360"/>
       </w:pPr>
@@ -389,12 +393,36 @@
     </w:p>
     <w:p>
       <w:r>
-        <w:t>3. Повтори опыт с detector_efficiency=0.4. Затем отдельно увеличь dark_click_probability до 1e-5. Не меняй два параметра одновременно — иначе причину различия трудно установить.</w:t>
+        <w:t>3. Сравни два изменения по отдельности на дистанции 40 км. Первая строка увеличивает эффективность детектора, вторая — вероятность тёмного клика. Сравни с исходной строкой 40 км из таблицы: не меняй два параметра одновременно, иначе причину различия трудно установить.</w:t>
+      </w:r>
+    </w:p>
+    <w:p>
+      <w:pPr>
+        <w:keepLines/>
+        <w:spacing w:after="160"/>
+        <w:ind w:left="360"/>
+      </w:pPr>
+      <w:r>
+        <w:rPr>
+          <w:rFonts w:ascii="Consolas" w:hAnsi="Consolas"/>
+          <w:sz w:val="17"/>
+        </w:rPr>
+        <w:t>python -c "from lab01.link_budget import Link; x=Link(distance_km=40,detector_efficiency=0.4); print(round(x.raw_clicks_per_second,1),round(100*x.qber_estimate,2))"</w:t>
+        <w:br/>
+      </w:r>
+      <w:r>
+        <w:rPr>
+          <w:rFonts w:ascii="Consolas" w:hAnsi="Consolas"/>
+          <w:sz w:val="17"/>
+        </w:rPr>
+        <w:t>python -c "from lab01.link_budget import Link; x=Link(distance_km=40,dark_click_probability=1e-5); print(round(x.raw_clicks_per_second,1),round(100*x.qber_estimate,2))"</w:t>
+        <w:br/>
       </w:r>
     </w:p>
     <w:p>
       <w:pPr>
         <w:pStyle w:val="Heading1"/>
+        <w:pageBreakBefore/>
       </w:pPr>
       <w:r>
         <w:t>Задание для самостоятельной работы</w:t>
@@ -407,6 +435,7 @@
     </w:p>
     <w:p>
       <w:pPr>
+        <w:keepLines/>
         <w:spacing w:after="160"/>
         <w:ind w:left="360"/>
       </w:pPr>
